--- a/chapters/collaborative-software-development.docx
+++ b/chapters/collaborative-software-development.docx
@@ -15,7 +15,7 @@
         <w:pStyle w:val="Date"/>
       </w:pPr>
       <w:r>
-        <w:t xml:space="preserve">Last modified: 2026-10-10 01:40:28 (PDT)</w:t>
+        <w:t xml:space="preserve">Last modified: 2026-10-11 02:07:28 (PDT)</w:t>
       </w:r>
     </w:p>
     <w:p>

--- a/chapters/collaborative-software-development.docx
+++ b/chapters/collaborative-software-development.docx
@@ -15,7 +15,7 @@
         <w:pStyle w:val="Date"/>
       </w:pPr>
       <w:r>
-        <w:t xml:space="preserve">Last modified: 2026-10-11 02:07:28 (PDT)</w:t>
+        <w:t xml:space="preserve">Last modified: 2026-10-11 19:47:18 (PDT)</w:t>
       </w:r>
     </w:p>
     <w:p>

--- a/chapters/collaborative-software-development.docx
+++ b/chapters/collaborative-software-development.docx
@@ -15,7 +15,7 @@
         <w:pStyle w:val="Date"/>
       </w:pPr>
       <w:r>
-        <w:t xml:space="preserve">Last modified: 2026-10-11 19:47:18 (PDT)</w:t>
+        <w:t xml:space="preserve">Last modified: 2026-10-11 20:59:42 (PDT)</w:t>
       </w:r>
     </w:p>
     <w:p>

--- a/chapters/collaborative-software-development.docx
+++ b/chapters/collaborative-software-development.docx
@@ -15,7 +15,7 @@
         <w:pStyle w:val="Date"/>
       </w:pPr>
       <w:r>
-        <w:t xml:space="preserve">Last modified: 2026-10-11 20:59:42 (PDT)</w:t>
+        <w:t xml:space="preserve">Last modified: 2026-10-11 21:04:29 (PDT)</w:t>
       </w:r>
     </w:p>
     <w:p>

--- a/chapters/collaborative-software-development.docx
+++ b/chapters/collaborative-software-development.docx
@@ -15,7 +15,7 @@
         <w:pStyle w:val="Date"/>
       </w:pPr>
       <w:r>
-        <w:t xml:space="preserve">Last modified: 2026-10-11 21:04:29 (PDT)</w:t>
+        <w:t xml:space="preserve">Last modified: 2026-10-12 00:36:52 (PDT)</w:t>
       </w:r>
     </w:p>
     <w:p>

--- a/chapters/collaborative-software-development.docx
+++ b/chapters/collaborative-software-development.docx
@@ -15,7 +15,7 @@
         <w:pStyle w:val="Date"/>
       </w:pPr>
       <w:r>
-        <w:t xml:space="preserve">Last modified: 2026-10-12 00:36:52 (PDT)</w:t>
+        <w:t xml:space="preserve">Last modified: 2026-10-12 01:04:11 (PDT)</w:t>
       </w:r>
     </w:p>
     <w:p>

--- a/chapters/collaborative-software-development.docx
+++ b/chapters/collaborative-software-development.docx
@@ -15,7 +15,7 @@
         <w:pStyle w:val="Date"/>
       </w:pPr>
       <w:r>
-        <w:t xml:space="preserve">Last modified: 2026-10-12 01:04:11 (PDT)</w:t>
+        <w:t xml:space="preserve">Last modified: 2026-10-12 01:16:52 (PDT)</w:t>
       </w:r>
     </w:p>
     <w:p>

--- a/chapters/collaborative-software-development.docx
+++ b/chapters/collaborative-software-development.docx
@@ -15,7 +15,7 @@
         <w:pStyle w:val="Date"/>
       </w:pPr>
       <w:r>
-        <w:t xml:space="preserve">Last modified: 2026-10-12 01:16:52 (PDT)</w:t>
+        <w:t xml:space="preserve">Last modified: 2026-10-12 02:13:32 (PDT)</w:t>
       </w:r>
     </w:p>
     <w:p>

--- a/chapters/collaborative-software-development.docx
+++ b/chapters/collaborative-software-development.docx
@@ -15,7 +15,7 @@
         <w:pStyle w:val="Date"/>
       </w:pPr>
       <w:r>
-        <w:t xml:space="preserve">Last modified: 2026-10-12 02:13:32 (PDT)</w:t>
+        <w:t xml:space="preserve">Last modified: 2026-10-12 02:20:54 (PDT)</w:t>
       </w:r>
     </w:p>
     <w:p>

--- a/chapters/collaborative-software-development.docx
+++ b/chapters/collaborative-software-development.docx
@@ -15,7 +15,7 @@
         <w:pStyle w:val="Date"/>
       </w:pPr>
       <w:r>
-        <w:t xml:space="preserve">Last modified: 2026-10-12 02:20:54 (PDT)</w:t>
+        <w:t xml:space="preserve">Last modified: 2026-10-12 14:37:38 (PDT)</w:t>
       </w:r>
     </w:p>
     <w:p>

--- a/chapters/collaborative-software-development.docx
+++ b/chapters/collaborative-software-development.docx
@@ -15,7 +15,7 @@
         <w:pStyle w:val="Date"/>
       </w:pPr>
       <w:r>
-        <w:t xml:space="preserve">Last modified: 2026-10-12 14:37:38 (PDT)</w:t>
+        <w:t xml:space="preserve">Last modified: 2026-10-12 20:18:39 (PDT)</w:t>
       </w:r>
     </w:p>
     <w:p>

--- a/chapters/collaborative-software-development.docx
+++ b/chapters/collaborative-software-development.docx
@@ -15,7 +15,7 @@
         <w:pStyle w:val="Date"/>
       </w:pPr>
       <w:r>
-        <w:t xml:space="preserve">Last modified: 2026-10-12 20:18:39 (PDT)</w:t>
+        <w:t xml:space="preserve">Last modified: 2026-10-12 21:28:22 (PDT)</w:t>
       </w:r>
     </w:p>
     <w:p>

--- a/chapters/collaborative-software-development.docx
+++ b/chapters/collaborative-software-development.docx
@@ -15,7 +15,7 @@
         <w:pStyle w:val="Date"/>
       </w:pPr>
       <w:r>
-        <w:t xml:space="preserve">Last modified: 2026-10-12 21:28:22 (PDT)</w:t>
+        <w:t xml:space="preserve">Last modified: 2026-10-14 01:49:27 (PDT)</w:t>
       </w:r>
     </w:p>
     <w:p>

--- a/chapters/collaborative-software-development.docx
+++ b/chapters/collaborative-software-development.docx
@@ -15,7 +15,7 @@
         <w:pStyle w:val="Date"/>
       </w:pPr>
       <w:r>
-        <w:t xml:space="preserve">Last modified: 2026-10-14 01:49:27 (PDT)</w:t>
+        <w:t xml:space="preserve">Last modified: 2026-10-14 02:01:49 (PDT)</w:t>
       </w:r>
     </w:p>
     <w:p>

--- a/chapters/collaborative-software-development.docx
+++ b/chapters/collaborative-software-development.docx
@@ -15,7 +15,7 @@
         <w:pStyle w:val="Date"/>
       </w:pPr>
       <w:r>
-        <w:t xml:space="preserve">Last modified: 2026-10-14 02:01:49 (PDT)</w:t>
+        <w:t xml:space="preserve">Last modified: 2026-10-14 03:08:22 (PDT)</w:t>
       </w:r>
     </w:p>
     <w:p>
@@ -3714,22 +3714,7 @@
         <w:t xml:space="preserve"> </w:t>
       </w:r>
       <w:r>
-        <w:t xml:space="preserve">you can click the three dots (</w:t>
-      </w:r>
-      <w:r>
-        <w:rPr>
-          <w:rStyle w:val="VerbatimChar"/>
-        </w:rPr>
-        <w:t xml:space="preserve">...</w:t>
-      </w:r>
-      <w:r>
-        <w:t xml:space="preserve">) next to a file</w:t>
-      </w:r>
-      <w:r>
-        <w:t xml:space="preserve"> </w:t>
-      </w:r>
-      <w:r>
-        <w:t xml:space="preserve">and choose</w:t>
+        <w:t xml:space="preserve">you can select the</w:t>
       </w:r>
       <w:r>
         <w:t xml:space="preserve"> </w:t>
@@ -3739,13 +3724,19 @@
           <w:b/>
           <w:bCs/>
         </w:rPr>
-        <w:t xml:space="preserve">View file</w:t>
-      </w:r>
-      <w:r>
-        <w:t xml:space="preserve"> </w:t>
-      </w:r>
-      <w:r>
-        <w:t xml:space="preserve">to hide it from the diff.</w:t>
+        <w:t xml:space="preserve">Viewed</w:t>
+      </w:r>
+      <w:r>
+        <w:t xml:space="preserve"> </w:t>
+      </w:r>
+      <w:r>
+        <w:t xml:space="preserve">checkbox in a file’s header</w:t>
+      </w:r>
+      <w:r>
+        <w:t xml:space="preserve"> </w:t>
+      </w:r>
+      <w:r>
+        <w:t xml:space="preserve">to collapse that file in the diff.</w:t>
       </w:r>
       <w:r>
         <w:t xml:space="preserve"> </w:t>

--- a/chapters/collaborative-software-development.docx
+++ b/chapters/collaborative-software-development.docx
@@ -15,7 +15,7 @@
         <w:pStyle w:val="Date"/>
       </w:pPr>
       <w:r>
-        <w:t xml:space="preserve">Last modified: 2026-10-14 03:08:22 (PDT)</w:t>
+        <w:t xml:space="preserve">Last modified: 2026-10-14 03:38:56 (PDT)</w:t>
       </w:r>
     </w:p>
     <w:p>

--- a/chapters/collaborative-software-development.docx
+++ b/chapters/collaborative-software-development.docx
@@ -15,7 +15,7 @@
         <w:pStyle w:val="Date"/>
       </w:pPr>
       <w:r>
-        <w:t xml:space="preserve">Last modified: 2026-10-14 03:38:56 (PDT)</w:t>
+        <w:t xml:space="preserve">Last modified: 2026-10-14 04:06:05 (PDT)</w:t>
       </w:r>
     </w:p>
     <w:p>
@@ -3736,7 +3736,7 @@
         <w:t xml:space="preserve"> </w:t>
       </w:r>
       <w:r>
-        <w:t xml:space="preserve">to collapse that file in the diff.</w:t>
+        <w:t xml:space="preserve">to mark it reviewed and collapse it.</w:t>
       </w:r>
       <w:r>
         <w:t xml:space="preserve"> </w:t>

--- a/chapters/collaborative-software-development.docx
+++ b/chapters/collaborative-software-development.docx
@@ -15,7 +15,7 @@
         <w:pStyle w:val="Date"/>
       </w:pPr>
       <w:r>
-        <w:t xml:space="preserve">Last modified: 2026-10-14 04:06:05 (PDT)</w:t>
+        <w:t xml:space="preserve">Last modified: 2026-10-14 04:15:39 (PDT)</w:t>
       </w:r>
     </w:p>
     <w:p>

--- a/chapters/collaborative-software-development.docx
+++ b/chapters/collaborative-software-development.docx
@@ -15,7 +15,7 @@
         <w:pStyle w:val="Date"/>
       </w:pPr>
       <w:r>
-        <w:t xml:space="preserve">Last modified: 2026-10-14 04:15:39 (PDT)</w:t>
+        <w:t xml:space="preserve">Last modified: 2026-10-14 12:29:23 (PDT)</w:t>
       </w:r>
     </w:p>
     <w:p>

--- a/chapters/collaborative-software-development.docx
+++ b/chapters/collaborative-software-development.docx
@@ -15,7 +15,7 @@
         <w:pStyle w:val="Date"/>
       </w:pPr>
       <w:r>
-        <w:t xml:space="preserve">Last modified: 2026-10-14 12:29:23 (PDT)</w:t>
+        <w:t xml:space="preserve">Last modified: 2026-10-14 12:39:25 (PDT)</w:t>
       </w:r>
     </w:p>
     <w:p>

--- a/chapters/collaborative-software-development.docx
+++ b/chapters/collaborative-software-development.docx
@@ -15,7 +15,7 @@
         <w:pStyle w:val="Date"/>
       </w:pPr>
       <w:r>
-        <w:t xml:space="preserve">Last modified: 2026-10-14 12:39:25 (PDT)</w:t>
+        <w:t xml:space="preserve">Last modified: 2026-10-15 15:15:23 (PDT)</w:t>
       </w:r>
     </w:p>
     <w:p>

--- a/chapters/collaborative-software-development.docx
+++ b/chapters/collaborative-software-development.docx
@@ -15,7 +15,7 @@
         <w:pStyle w:val="Date"/>
       </w:pPr>
       <w:r>
-        <w:t xml:space="preserve">Last modified: 2026-10-15 15:15:23 (PDT)</w:t>
+        <w:t xml:space="preserve">Last modified: 2026-10-15 15:35:31 (PDT)</w:t>
       </w:r>
     </w:p>
     <w:p>

--- a/chapters/collaborative-software-development.docx
+++ b/chapters/collaborative-software-development.docx
@@ -15,7 +15,7 @@
         <w:pStyle w:val="Date"/>
       </w:pPr>
       <w:r>
-        <w:t xml:space="preserve">Last modified: 2026-10-15 15:35:31 (PDT)</w:t>
+        <w:t xml:space="preserve">Last modified: 2026-10-15 20:34:27 (PDT)</w:t>
       </w:r>
     </w:p>
     <w:p>

--- a/chapters/collaborative-software-development.docx
+++ b/chapters/collaborative-software-development.docx
@@ -15,7 +15,7 @@
         <w:pStyle w:val="Date"/>
       </w:pPr>
       <w:r>
-        <w:t xml:space="preserve">Last modified: 2026-10-15 20:34:27 (PDT)</w:t>
+        <w:t xml:space="preserve">Last modified: 2026-10-15 21:20:53 (PDT)</w:t>
       </w:r>
     </w:p>
     <w:p>

--- a/chapters/collaborative-software-development.docx
+++ b/chapters/collaborative-software-development.docx
@@ -15,7 +15,7 @@
         <w:pStyle w:val="Date"/>
       </w:pPr>
       <w:r>
-        <w:t xml:space="preserve">Last modified: 2026-10-15 21:20:53 (PDT)</w:t>
+        <w:t xml:space="preserve">Last modified: 2026-10-17 02:34:41 (PDT)</w:t>
       </w:r>
     </w:p>
     <w:p>

--- a/chapters/collaborative-software-development.docx
+++ b/chapters/collaborative-software-development.docx
@@ -15,7 +15,7 @@
         <w:pStyle w:val="Date"/>
       </w:pPr>
       <w:r>
-        <w:t xml:space="preserve">Last modified: 2026-10-17 02:34:41 (PDT)</w:t>
+        <w:t xml:space="preserve">Last modified: 2026-10-19 09:42:04 (PDT)</w:t>
       </w:r>
     </w:p>
     <w:p>

--- a/chapters/collaborative-software-development.docx
+++ b/chapters/collaborative-software-development.docx
@@ -15,7 +15,7 @@
         <w:pStyle w:val="Date"/>
       </w:pPr>
       <w:r>
-        <w:t xml:space="preserve">Last modified: 2026-10-19 09:42:04 (PDT)</w:t>
+        <w:t xml:space="preserve">Last modified: 2026-10-21 10:38:25 (PDT)</w:t>
       </w:r>
     </w:p>
     <w:p>

--- a/chapters/collaborative-software-development.docx
+++ b/chapters/collaborative-software-development.docx
@@ -15,7 +15,7 @@
         <w:pStyle w:val="Date"/>
       </w:pPr>
       <w:r>
-        <w:t xml:space="preserve">Last modified: 2026-10-21 10:38:25 (PDT)</w:t>
+        <w:t xml:space="preserve">Last modified: 2026-10-25 19:23:43 (PDT)</w:t>
       </w:r>
     </w:p>
     <w:p>

--- a/chapters/collaborative-software-development.docx
+++ b/chapters/collaborative-software-development.docx
@@ -15,7 +15,7 @@
         <w:pStyle w:val="Date"/>
       </w:pPr>
       <w:r>
-        <w:t xml:space="preserve">Last modified: 2026-10-25 19:23:43 (PDT)</w:t>
+        <w:t xml:space="preserve">Last modified: 2026-10-25 19:34:45 (PDT)</w:t>
       </w:r>
     </w:p>
     <w:p>

--- a/chapters/collaborative-software-development.docx
+++ b/chapters/collaborative-software-development.docx
@@ -15,7 +15,7 @@
         <w:pStyle w:val="Date"/>
       </w:pPr>
       <w:r>
-        <w:t xml:space="preserve">Last modified: 2026-10-25 19:34:45 (PDT)</w:t>
+        <w:t xml:space="preserve">Last modified: 2026-10-25 19:40:13 (PDT)</w:t>
       </w:r>
     </w:p>
     <w:p>

--- a/chapters/collaborative-software-development.docx
+++ b/chapters/collaborative-software-development.docx
@@ -15,7 +15,7 @@
         <w:pStyle w:val="Date"/>
       </w:pPr>
       <w:r>
-        <w:t xml:space="preserve">Last modified: 2026-10-25 19:40:13 (PDT)</w:t>
+        <w:t xml:space="preserve">Last modified: 2026-10-26 13:05:01 (PDT)</w:t>
       </w:r>
     </w:p>
     <w:p>

--- a/chapters/collaborative-software-development.docx
+++ b/chapters/collaborative-software-development.docx
@@ -15,7 +15,7 @@
         <w:pStyle w:val="Date"/>
       </w:pPr>
       <w:r>
-        <w:t xml:space="preserve">Last modified: 2026-10-26 13:05:01 (PDT)</w:t>
+        <w:t xml:space="preserve">Last modified: 2026-10-26 13:09:35 (PDT)</w:t>
       </w:r>
     </w:p>
     <w:p>

--- a/chapters/collaborative-software-development.docx
+++ b/chapters/collaborative-software-development.docx
@@ -15,7 +15,7 @@
         <w:pStyle w:val="Date"/>
       </w:pPr>
       <w:r>
-        <w:t xml:space="preserve">Last modified: 2026-10-26 13:09:35 (PDT)</w:t>
+        <w:t xml:space="preserve">Last modified: 2026-10-26 13:51:46 (PDT)</w:t>
       </w:r>
     </w:p>
     <w:p>

--- a/chapters/collaborative-software-development.docx
+++ b/chapters/collaborative-software-development.docx
@@ -15,7 +15,7 @@
         <w:pStyle w:val="Date"/>
       </w:pPr>
       <w:r>
-        <w:t xml:space="preserve">Last modified: 2026-10-26 13:51:46 (PDT)</w:t>
+        <w:t xml:space="preserve">Last modified: 2026-10-26 23:11:06 (PDT)</w:t>
       </w:r>
     </w:p>
     <w:p>

--- a/chapters/collaborative-software-development.docx
+++ b/chapters/collaborative-software-development.docx
@@ -15,7 +15,7 @@
         <w:pStyle w:val="Date"/>
       </w:pPr>
       <w:r>
-        <w:t xml:space="preserve">Last modified: 2026-10-26 23:11:06 (PDT)</w:t>
+        <w:t xml:space="preserve">Last modified: 2026-10-27 16:10:40 (PDT)</w:t>
       </w:r>
     </w:p>
     <w:p>

--- a/chapters/collaborative-software-development.docx
+++ b/chapters/collaborative-software-development.docx
@@ -15,7 +15,7 @@
         <w:pStyle w:val="Date"/>
       </w:pPr>
       <w:r>
-        <w:t xml:space="preserve">Last modified: 2026-10-27 16:10:40 (PDT)</w:t>
+        <w:t xml:space="preserve">Last modified: 2026-10-27 16:56:59 (PDT)</w:t>
       </w:r>
     </w:p>
     <w:p>

--- a/chapters/collaborative-software-development.docx
+++ b/chapters/collaborative-software-development.docx
@@ -15,7 +15,7 @@
         <w:pStyle w:val="Date"/>
       </w:pPr>
       <w:r>
-        <w:t xml:space="preserve">Last modified: 2026-10-27 16:56:59 (PDT)</w:t>
+        <w:t xml:space="preserve">Last modified: 2026-10-28 16:01:38 (PDT)</w:t>
       </w:r>
     </w:p>
     <w:p>

--- a/chapters/collaborative-software-development.docx
+++ b/chapters/collaborative-software-development.docx
@@ -15,7 +15,7 @@
         <w:pStyle w:val="Date"/>
       </w:pPr>
       <w:r>
-        <w:t xml:space="preserve">Last modified: 2026-10-28 16:01:38 (PDT)</w:t>
+        <w:t xml:space="preserve">Last modified: 2026-10-29 09:14:27 (PDT)</w:t>
       </w:r>
     </w:p>
     <w:p>
